--- a/fixtures/generated/c06__two-column.docx
+++ b/fixtures/generated/c06__two-column.docx
@@ -73,12 +73,17 @@
           </w:p>
           <w:p>
             <w:r>
-              <w:t>Ballinglen House</w:t>
-            </w:r>
-          </w:p>
-          <w:p>
-            <w:r>
               <w:t>Rathnure</w:t>
+            </w:r>
+          </w:p>
+          <w:p>
+            <w:r>
+              <w:t>Enniscorthy</w:t>
+            </w:r>
+          </w:p>
+          <w:p>
+            <w:r>
+              <w:t>Co. Wexford</w:t>
             </w:r>
           </w:p>
           <w:p>
